--- a/src_Set-OutlookSignatures/sample templates/Signatures DOCX/Formal.docx
+++ b/src_Set-OutlookSignatures/sample templates/Signatures DOCX/Formal.docx
@@ -4,347 +4,51 @@
   <w:body>
     <w:p>
       <w:pPr>
+        <w:spacing w:after="0" w:line="240" w:lineRule="auto"/>
         <w:rPr>
-          <w:rFonts w:ascii="Aptos" w:hAnsi="Aptos" w:cs="Calibri"/>
+          <w:rFonts w:ascii="Aptos" w:hAnsi="Aptos" w:cs="Arial"/>
           <w:sz w:val="24"/>
           <w:szCs w:val="24"/>
-          <w:lang w:val="en-US"/>
         </w:rPr>
       </w:pPr>
       <w:r>
         <w:rPr>
-          <w:rFonts w:ascii="Aptos" w:hAnsi="Aptos" w:cs="Calibri"/>
+          <w:rFonts w:ascii="Aptos" w:hAnsi="Aptos" w:cs="Arial"/>
           <w:sz w:val="24"/>
           <w:szCs w:val="24"/>
-          <w:lang w:val="en-US"/>
-        </w:rPr>
-        <w:t>Kind regards</w:t>
-      </w:r>
-      <w:r>
-        <w:rPr>
-          <w:rFonts w:ascii="Aptos" w:hAnsi="Aptos" w:cs="Calibri"/>
-          <w:sz w:val="24"/>
-          <w:szCs w:val="24"/>
-          <w:lang w:val="en-US"/>
-        </w:rPr>
-        <w:t xml:space="preserve"> </w:t>
-      </w:r>
-      <w:r>
-        <w:rPr>
-          <w:rFonts w:ascii="Aptos" w:hAnsi="Aptos" w:cs="Calibri"/>
-          <w:sz w:val="24"/>
-          <w:szCs w:val="24"/>
-          <w:lang w:val="en-US"/>
-        </w:rPr>
-        <w:t>∙</w:t>
-      </w:r>
-      <w:r>
-        <w:rPr>
-          <w:rFonts w:ascii="Aptos" w:hAnsi="Aptos" w:cs="Calibri"/>
-          <w:sz w:val="24"/>
-          <w:szCs w:val="24"/>
-          <w:lang w:val="en-US"/>
-        </w:rPr>
-        <w:t xml:space="preserve"> </w:t>
-      </w:r>
-      <w:r>
-        <w:rPr>
-          <w:rFonts w:ascii="Aptos" w:hAnsi="Aptos" w:cs="Calibri"/>
-          <w:sz w:val="24"/>
-          <w:szCs w:val="24"/>
-          <w:lang w:val="en-US"/>
         </w:rPr>
         <w:t>Freundliche</w:t>
       </w:r>
       <w:r>
         <w:rPr>
-          <w:rFonts w:ascii="Aptos" w:hAnsi="Aptos" w:cs="Calibri"/>
+          <w:rFonts w:ascii="Aptos" w:hAnsi="Aptos" w:cs="Arial"/>
           <w:sz w:val="24"/>
           <w:szCs w:val="24"/>
-          <w:lang w:val="en-US"/>
         </w:rPr>
         <w:t xml:space="preserve"> Grüße</w:t>
       </w:r>
+      <w:r>
+        <w:rPr>
+          <w:rFonts w:ascii="Aptos" w:hAnsi="Aptos" w:cs="Arial"/>
+          <w:sz w:val="24"/>
+          <w:szCs w:val="24"/>
+        </w:rPr>
+        <w:t xml:space="preserve"> ∙ Kind regards</w:t>
+      </w:r>
+    </w:p>
+    <w:p>
+      <w:pPr>
+        <w:spacing w:after="0" w:line="240" w:lineRule="auto"/>
+        <w:rPr>
+          <w:rFonts w:ascii="Aptos" w:hAnsi="Aptos" w:cs="Arial"/>
+          <w:sz w:val="24"/>
+          <w:szCs w:val="24"/>
+        </w:rPr>
+      </w:pPr>
     </w:p>
     <w:tbl>
       <w:tblPr>
-        <w:tblStyle w:val="TableGrid"/>
-        <w:tblW w:w="0" w:type="auto"/>
-        <w:tblInd w:w="-142" w:type="dxa"/>
-        <w:tblBorders>
-          <w:top w:val="none" w:sz="0" w:space="0" w:color="auto"/>
-          <w:left w:val="none" w:sz="0" w:space="0" w:color="auto"/>
-          <w:bottom w:val="none" w:sz="0" w:space="0" w:color="auto"/>
-          <w:right w:val="none" w:sz="0" w:space="0" w:color="auto"/>
-          <w:insideH w:val="none" w:sz="0" w:space="0" w:color="auto"/>
-          <w:insideV w:val="none" w:sz="0" w:space="0" w:color="auto"/>
-        </w:tblBorders>
-        <w:tblCellMar>
-          <w:left w:w="0" w:type="dxa"/>
-          <w:right w:w="0" w:type="dxa"/>
-        </w:tblCellMar>
-        <w:tblLook w:val="0680" w:firstRow="0" w:lastRow="0" w:firstColumn="1" w:lastColumn="0" w:noHBand="1" w:noVBand="1"/>
-      </w:tblPr>
-      <w:tblGrid>
-        <w:gridCol w:w="1500"/>
-        <w:gridCol w:w="7668"/>
-      </w:tblGrid>
-      <w:tr>
-        <w:trPr>
-          <w:trHeight w:val="1134"/>
-        </w:trPr>
-        <w:tc>
-          <w:tcPr>
-            <w:tcW w:w="0" w:type="auto"/>
-            <w:vAlign w:val="center"/>
-          </w:tcPr>
-          <w:p>
-            <w:pPr>
-              <w:pStyle w:val="NoSpacing"/>
-              <w:rPr>
-                <w:rFonts w:ascii="Aptos" w:hAnsi="Aptos" w:cs="Calibri"/>
-                <w:sz w:val="24"/>
-                <w:szCs w:val="24"/>
-              </w:rPr>
-            </w:pPr>
-            <w:r>
-              <w:rPr>
-                <w:rFonts w:ascii="Aptos" w:hAnsi="Aptos" w:cs="Calibri"/>
-                <w:noProof/>
-                <w:sz w:val="24"/>
-                <w:szCs w:val="24"/>
-              </w:rPr>
-              <w:drawing>
-                <wp:inline distT="0" distB="0" distL="0" distR="0" wp14:anchorId="5A7D47B2" wp14:editId="6CC66ADF">
-                  <wp:extent cx="720000" cy="720000"/>
-                  <wp:effectExtent l="114300" t="133350" r="118745" b="137795"/>
-                  <wp:docPr id="336941052" name="$CURRENTMAILBOXPHOTO$.png" descr="The photo of $CurrentMailboxGivenName$ $CurrentMailboxSurname$, or the logo of Galactic Experiences.&#10;&#10;$CurrentMailboxPhoto$">
-                    <a:hlinkClick xmlns:a="http://schemas.openxmlformats.org/drawingml/2006/main" r:id="rId6" tooltip="Send $CurrentMailboxGivenName$ $CurrentMailboxSurname$ an email to $CurrentMailboxMail$"/>
-                  </wp:docPr>
-                  <wp:cNvGraphicFramePr>
-                    <a:graphicFrameLocks xmlns:a="http://schemas.openxmlformats.org/drawingml/2006/main" noChangeAspect="1"/>
-                  </wp:cNvGraphicFramePr>
-                  <a:graphic xmlns:a="http://schemas.openxmlformats.org/drawingml/2006/main">
-                    <a:graphicData uri="http://schemas.openxmlformats.org/drawingml/2006/picture">
-                      <pic:pic xmlns:pic="http://schemas.openxmlformats.org/drawingml/2006/picture">
-                        <pic:nvPicPr>
-                          <pic:cNvPr id="336941052" name="$CURRENTMAILBOXPHOTO$.png" descr="The photo of $CurrentMailboxGivenName$ $CurrentMailboxSurname$, or the logo of Galactic Experiences.&#10;&#10;$CurrentMailboxPhoto$">
-                            <a:hlinkClick r:id="rId6" tooltip="Send $CurrentMailboxGivenName$ $CurrentMailboxSurname$ an email to $CurrentMailboxMail$"/>
-                          </pic:cNvPr>
-                          <pic:cNvPicPr/>
-                        </pic:nvPicPr>
-                        <pic:blipFill>
-                          <a:blip r:embed="rId7" r:link="rId8">
-                            <a:extLst>
-                              <a:ext uri="{28A0092B-C50C-407E-A947-70E740481C1C}">
-                                <a14:useLocalDpi xmlns:a14="http://schemas.microsoft.com/office/drawing/2010/main" val="0"/>
-                              </a:ext>
-                            </a:extLst>
-                          </a:blip>
-                          <a:srcRect l="96" r="96"/>
-                          <a:stretch>
-                            <a:fillRect/>
-                          </a:stretch>
-                        </pic:blipFill>
-                        <pic:spPr>
-                          <a:xfrm>
-                            <a:off x="0" y="0"/>
-                            <a:ext cx="720000" cy="720000"/>
-                          </a:xfrm>
-                          <a:prstGeom prst="ellipse">
-                            <a:avLst/>
-                          </a:prstGeom>
-                          <a:ln w="12700" cap="rnd">
-                            <a:noFill/>
-                            <a:prstDash val="solid"/>
-                          </a:ln>
-                          <a:effectLst>
-                            <a:outerShdw blurRad="127000" algn="bl" rotWithShape="0">
-                              <a:srgbClr val="000000"/>
-                            </a:outerShdw>
-                          </a:effectLst>
-                        </pic:spPr>
-                      </pic:pic>
-                    </a:graphicData>
-                  </a:graphic>
-                </wp:inline>
-              </w:drawing>
-            </w:r>
-          </w:p>
-        </w:tc>
-        <w:tc>
-          <w:tcPr>
-            <w:tcW w:w="0" w:type="auto"/>
-            <w:vAlign w:val="center"/>
-          </w:tcPr>
-          <w:p>
-            <w:pPr>
-              <w:ind w:left="227"/>
-              <w:rPr>
-                <w:rFonts w:ascii="Aptos" w:hAnsi="Aptos" w:cs="Calibri"/>
-                <w:color w:val="767171" w:themeColor="background2" w:themeShade="80"/>
-                <w:sz w:val="24"/>
-                <w:szCs w:val="24"/>
-                <w:lang w:val="en-US"/>
-              </w:rPr>
-            </w:pPr>
-            <w:r>
-              <w:rPr>
-                <w:rFonts w:ascii="Aptos" w:hAnsi="Aptos" w:cs="Calibri"/>
-                <w:sz w:val="24"/>
-                <w:szCs w:val="24"/>
-                <w:lang w:val="en-US"/>
-              </w:rPr>
-              <w:t xml:space="preserve">$CurrentMailboxGivenName$ </w:t>
-            </w:r>
-            <w:r>
-              <w:rPr>
-                <w:rFonts w:ascii="Aptos" w:hAnsi="Aptos" w:cs="Calibri"/>
-                <w:caps/>
-                <w:sz w:val="24"/>
-                <w:szCs w:val="24"/>
-                <w:lang w:val="en-US"/>
-              </w:rPr>
-              <w:t>$CurrentMailboxSurname$</w:t>
-            </w:r>
-            <w:r>
-              <w:rPr>
-                <w:rFonts w:ascii="Aptos" w:hAnsi="Aptos" w:cs="Calibri"/>
-                <w:color w:val="767171" w:themeColor="background2" w:themeShade="80"/>
-                <w:sz w:val="24"/>
-                <w:szCs w:val="24"/>
-                <w:lang w:val="en-US"/>
-              </w:rPr>
-              <w:t>$CurrentMailbox</w:t>
-            </w:r>
-            <w:r>
-              <w:rPr>
-                <w:rFonts w:ascii="Aptos" w:hAnsi="Aptos" w:cs="Calibri"/>
-                <w:color w:val="767171" w:themeColor="background2" w:themeShade="80"/>
-                <w:sz w:val="24"/>
-                <w:szCs w:val="24"/>
-                <w:lang w:val="en-US"/>
-              </w:rPr>
-              <w:t>Salutation</w:t>
-            </w:r>
-            <w:r>
-              <w:rPr>
-                <w:rFonts w:ascii="Aptos" w:hAnsi="Aptos" w:cs="Calibri"/>
-                <w:color w:val="767171" w:themeColor="background2" w:themeShade="80"/>
-                <w:sz w:val="24"/>
-                <w:szCs w:val="24"/>
-                <w:lang w:val="en-US"/>
-              </w:rPr>
-              <w:t>$</w:t>
-            </w:r>
-          </w:p>
-          <w:p>
-            <w:pPr>
-              <w:ind w:left="227"/>
-              <w:rPr>
-                <w:rFonts w:ascii="Aptos" w:hAnsi="Aptos" w:cs="Calibri"/>
-                <w:sz w:val="24"/>
-                <w:szCs w:val="24"/>
-                <w:lang w:val="en-US"/>
-              </w:rPr>
-            </w:pPr>
-            <w:r>
-              <w:rPr>
-                <w:rFonts w:ascii="Aptos" w:hAnsi="Aptos" w:cs="Calibri"/>
-                <w:sz w:val="24"/>
-                <w:szCs w:val="24"/>
-                <w:lang w:val="en-US"/>
-              </w:rPr>
-              <w:t>  </w:t>
-            </w:r>
-            <w:r>
-              <w:rPr>
-                <w:rFonts w:ascii="Aptos" w:hAnsi="Aptos" w:cs="Calibri"/>
-                <w:sz w:val="24"/>
-                <w:szCs w:val="24"/>
-                <w:lang w:val="en-US"/>
-              </w:rPr>
-              <w:t>$CurrentMailboxTitle$</w:t>
-            </w:r>
-          </w:p>
-          <w:p>
-            <w:pPr>
-              <w:ind w:left="227"/>
-              <w:rPr>
-                <w:rFonts w:ascii="Aptos" w:hAnsi="Aptos"/>
-                <w:sz w:val="24"/>
-                <w:szCs w:val="24"/>
-                <w:lang w:val="en-US"/>
-              </w:rPr>
-            </w:pPr>
-            <w:hyperlink r:id="rId9" w:tooltip="Send $CurrentMailboxGivenName$ $CurrentMailboxSurname$ an email to $CurrentMailboxMail$" w:history="1">
-              <w:r>
-                <w:rPr>
-                  <w:rStyle w:val="Hyperlink"/>
-                  <w:rFonts w:ascii="Aptos" w:hAnsi="Aptos"/>
-                  <w:sz w:val="24"/>
-                  <w:szCs w:val="24"/>
-                  <w:lang w:val="en-US"/>
-                </w:rPr>
-                <w:t>$CurrentMailboxMail$</w:t>
-              </w:r>
-            </w:hyperlink>
-            <w:r>
-              <w:rPr>
-                <w:rFonts w:ascii="Aptos" w:hAnsi="Aptos"/>
-                <w:sz w:val="24"/>
-                <w:szCs w:val="24"/>
-                <w:lang w:val="en-US"/>
-              </w:rPr>
-              <w:t>  </w:t>
-            </w:r>
-            <w:hyperlink r:id="rId10" w:tooltip="Call $CurrentMailboxGivenName$ $CurrentMailboxSurname$ at $CurrentMailboxTelephone-International$" w:history="1">
-              <w:r>
-                <w:rPr>
-                  <w:rStyle w:val="Hyperlink"/>
-                  <w:rFonts w:ascii="Aptos" w:hAnsi="Aptos"/>
-                  <w:sz w:val="24"/>
-                  <w:szCs w:val="24"/>
-                  <w:lang w:val="en-US"/>
-                </w:rPr>
-                <w:t>$CurrentMailboxTelephone-International$</w:t>
-              </w:r>
-            </w:hyperlink>
-            <w:r>
-              <w:rPr>
-                <w:rFonts w:ascii="Aptos" w:hAnsi="Aptos"/>
-                <w:lang w:val="en-US"/>
-              </w:rPr>
-              <w:t> </w:t>
-            </w:r>
-          </w:p>
-        </w:tc>
-      </w:tr>
-    </w:tbl>
-    <w:p>
-      <w:pPr>
-        <w:rPr>
-          <w:rFonts w:ascii="Aptos" w:hAnsi="Aptos" w:cs="Calibri"/>
-          <w:sz w:val="24"/>
-          <w:szCs w:val="24"/>
-          <w:lang w:val="en-US"/>
-        </w:rPr>
-      </w:pPr>
-      <w:r>
-        <w:rPr>
-          <w:rFonts w:ascii="Aptos" w:hAnsi="Aptos" w:cs="Calibri"/>
-          <w:b/>
-          <w:bCs/>
-          <w:sz w:val="24"/>
-          <w:szCs w:val="24"/>
-          <w:lang w:val="en-US"/>
-        </w:rPr>
-        <w:t> </w:t>
-      </w:r>
-    </w:p>
-    <w:tbl>
-      <w:tblPr>
-        <w:tblStyle w:val="TableGrid"/>
+        <w:tblStyle w:val="Tabellenraster"/>
         <w:tblW w:w="0" w:type="auto"/>
         <w:tblBorders>
           <w:top w:val="none" w:sz="0" w:space="0" w:color="auto"/>
@@ -361,44 +65,425 @@
         <w:tblLook w:val="0680" w:firstRow="0" w:lastRow="0" w:firstColumn="1" w:lastColumn="0" w:noHBand="1" w:noVBand="1"/>
       </w:tblPr>
       <w:tblGrid>
-        <w:gridCol w:w="3401"/>
-        <w:gridCol w:w="5625"/>
+        <w:gridCol w:w="850"/>
+        <w:gridCol w:w="5106"/>
       </w:tblGrid>
       <w:tr>
         <w:trPr>
-          <w:trHeight w:val="1134"/>
+          <w:trHeight w:val="376"/>
         </w:trPr>
         <w:tc>
           <w:tcPr>
             <w:tcW w:w="0" w:type="auto"/>
-            <w:vAlign w:val="center"/>
           </w:tcPr>
           <w:p>
             <w:pPr>
-              <w:pStyle w:val="NoSpacing"/>
-              <w:rPr>
-                <w:rFonts w:ascii="Aptos" w:hAnsi="Aptos" w:cs="Calibri"/>
+              <w:pStyle w:val="KeinLeerraum"/>
+              <w:jc w:val="center"/>
+              <w:rPr>
+                <w:rFonts w:ascii="Aptos" w:hAnsi="Aptos" w:cs="Arial"/>
+                <w:sz w:val="24"/>
+                <w:szCs w:val="24"/>
+              </w:rPr>
+            </w:pPr>
+            <w:r>
+              <w:rPr>
+                <w:rFonts w:ascii="Aptos" w:hAnsi="Aptos" w:cs="Arial"/>
+                <w:b/>
+                <w:bCs/>
+                <w:noProof/>
+                <w:sz w:val="24"/>
+                <w:szCs w:val="24"/>
+                <w:lang w:val="en-US"/>
+              </w:rPr>
+              <mc:AlternateContent>
+                <mc:Choice Requires="wps">
+                  <w:drawing>
+                    <wp:inline distT="0" distB="0" distL="0" distR="0" wp14:anchorId="45035128" wp14:editId="47BA39EA">
+                      <wp:extent cx="540000" cy="540000"/>
+                      <wp:effectExtent l="0" t="0" r="0" b="0"/>
+                      <wp:docPr id="1567210101" name="Ellipse 1" descr="The photo of $MGivenName$ $MSurname$.&#10;&#10;$MPhoto$"/>
+                      <wp:cNvGraphicFramePr>
+                        <a:graphicFrameLocks xmlns:a="http://schemas.openxmlformats.org/drawingml/2006/main" noChangeAspect="1"/>
+                      </wp:cNvGraphicFramePr>
+                      <a:graphic xmlns:a="http://schemas.openxmlformats.org/drawingml/2006/main">
+                        <a:graphicData uri="http://schemas.microsoft.com/office/word/2010/wordprocessingShape">
+                          <wps:wsp>
+                            <wps:cNvSpPr>
+                              <a:spLocks noChangeAspect="1"/>
+                            </wps:cNvSpPr>
+                            <wps:spPr>
+                              <a:xfrm>
+                                <a:off x="0" y="0"/>
+                                <a:ext cx="540000" cy="540000"/>
+                              </a:xfrm>
+                              <a:prstGeom prst="ellipse">
+                                <a:avLst/>
+                              </a:prstGeom>
+                              <a:blipFill dpi="0" rotWithShape="1">
+                                <a:blip r:embed="rId6">
+                                  <a:extLst>
+                                    <a:ext uri="{28A0092B-C50C-407E-A947-70E740481C1C}">
+                                      <a14:useLocalDpi xmlns:a14="http://schemas.microsoft.com/office/drawing/2010/main" val="0"/>
+                                    </a:ext>
+                                  </a:extLst>
+                                </a:blip>
+                                <a:srcRect/>
+                                <a:stretch>
+                                  <a:fillRect/>
+                                </a:stretch>
+                              </a:blipFill>
+                              <a:ln>
+                                <a:noFill/>
+                              </a:ln>
+                            </wps:spPr>
+                            <wps:style>
+                              <a:lnRef idx="2">
+                                <a:schemeClr val="accent1">
+                                  <a:shade val="15000"/>
+                                </a:schemeClr>
+                              </a:lnRef>
+                              <a:fillRef idx="1">
+                                <a:schemeClr val="accent1"/>
+                              </a:fillRef>
+                              <a:effectRef idx="0">
+                                <a:schemeClr val="accent1"/>
+                              </a:effectRef>
+                              <a:fontRef idx="minor">
+                                <a:schemeClr val="lt1"/>
+                              </a:fontRef>
+                            </wps:style>
+                            <wps:bodyPr rot="0" spcFirstLastPara="0" vertOverflow="overflow" horzOverflow="overflow" vert="horz" wrap="square" lIns="91440" tIns="45720" rIns="91440" bIns="45720" numCol="1" spcCol="0" rtlCol="0" fromWordArt="0" anchor="ctr" anchorCtr="0" forceAA="0" compatLnSpc="1">
+                              <a:prstTxWarp prst="textNoShape">
+                                <a:avLst/>
+                              </a:prstTxWarp>
+                              <a:noAutofit/>
+                            </wps:bodyPr>
+                          </wps:wsp>
+                        </a:graphicData>
+                      </a:graphic>
+                    </wp:inline>
+                  </w:drawing>
+                </mc:Choice>
+                <mc:Fallback>
+                  <w:pict>
+                    <v:oval w14:anchorId="083881BF" id="Ellipse 1" o:spid="_x0000_s1026" alt="The photo of $MGivenName$ $MSurname$.&#10;&#10;$MPhoto$" style="width:42.5pt;height:42.5pt;visibility:visible;mso-wrap-style:square;mso-left-percent:-10001;mso-top-percent:-10001;mso-position-horizontal:absolute;mso-position-horizontal-relative:char;mso-position-vertical:absolute;mso-position-vertical-relative:line;mso-left-percent:-10001;mso-top-percent:-10001;v-text-anchor:middle" o:gfxdata="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" stroked="f" strokeweight="1pt">
+                      <v:fill r:id="rId7" o:title="The photo of $MGivenName$ $MSurname$" recolor="t" rotate="t" type="frame"/>
+                      <v:stroke joinstyle="miter"/>
+                      <o:lock v:ext="edit" aspectratio="t"/>
+                      <w10:anchorlock/>
+                    </v:oval>
+                  </w:pict>
+                </mc:Fallback>
+              </mc:AlternateContent>
+            </w:r>
+          </w:p>
+        </w:tc>
+        <w:tc>
+          <w:tcPr>
+            <w:tcW w:w="0" w:type="auto"/>
+          </w:tcPr>
+          <w:p>
+            <w:pPr>
+              <w:ind w:left="170"/>
+              <w:rPr>
+                <w:rFonts w:ascii="Aptos" w:hAnsi="Aptos" w:cs="Arial"/>
+                <w:b/>
+                <w:bCs/>
                 <w:color w:val="767171" w:themeColor="background2" w:themeShade="80"/>
-                <w:sz w:val="20"/>
-                <w:szCs w:val="20"/>
+                <w:sz w:val="24"/>
+                <w:szCs w:val="24"/>
                 <w:lang w:val="en-US"/>
               </w:rPr>
             </w:pPr>
-            <w:bookmarkStart w:id="0" w:name="_Hlk164501771"/>
-            <w:r>
-              <w:rPr>
-                <w:rFonts w:ascii="Aptos" w:hAnsi="Aptos" w:cs="Calibri"/>
+            <w:r>
+              <w:rPr>
+                <w:rFonts w:ascii="Aptos" w:hAnsi="Aptos" w:cs="Arial"/>
+                <w:b/>
+                <w:bCs/>
+                <w:sz w:val="24"/>
+                <w:szCs w:val="24"/>
+                <w:lang w:val="en-US"/>
+              </w:rPr>
+              <w:t>$</w:t>
+            </w:r>
+            <w:r>
+              <w:rPr>
+                <w:rFonts w:ascii="Aptos" w:hAnsi="Aptos" w:cs="Arial"/>
+                <w:b/>
+                <w:bCs/>
+                <w:sz w:val="24"/>
+                <w:szCs w:val="24"/>
+                <w:lang w:val="en-US"/>
+              </w:rPr>
+              <w:t>M</w:t>
+            </w:r>
+            <w:r>
+              <w:rPr>
+                <w:rFonts w:ascii="Aptos" w:hAnsi="Aptos" w:cs="Arial"/>
+                <w:b/>
+                <w:bCs/>
+                <w:sz w:val="24"/>
+                <w:szCs w:val="24"/>
+                <w:lang w:val="en-US"/>
+              </w:rPr>
+              <w:t xml:space="preserve">GivenName$ </w:t>
+            </w:r>
+            <w:r>
+              <w:rPr>
+                <w:rFonts w:ascii="Aptos" w:hAnsi="Aptos" w:cs="Arial"/>
+                <w:b/>
+                <w:bCs/>
+                <w:caps/>
+                <w:sz w:val="24"/>
+                <w:szCs w:val="24"/>
+                <w:lang w:val="en-US"/>
+              </w:rPr>
+              <w:t>$</w:t>
+            </w:r>
+            <w:r>
+              <w:rPr>
+                <w:rFonts w:ascii="Aptos" w:hAnsi="Aptos" w:cs="Arial"/>
+                <w:b/>
+                <w:bCs/>
+                <w:caps/>
+                <w:sz w:val="24"/>
+                <w:szCs w:val="24"/>
+                <w:lang w:val="en-US"/>
+              </w:rPr>
+              <w:t>M</w:t>
+            </w:r>
+            <w:r>
+              <w:rPr>
+                <w:rFonts w:ascii="Aptos" w:hAnsi="Aptos" w:cs="Arial"/>
+                <w:b/>
+                <w:bCs/>
+                <w:caps/>
+                <w:sz w:val="24"/>
+                <w:szCs w:val="24"/>
+                <w:lang w:val="en-US"/>
+              </w:rPr>
+              <w:t>Surname$</w:t>
+            </w:r>
+            <w:r>
+              <w:rPr>
+                <w:rFonts w:ascii="Aptos" w:hAnsi="Aptos" w:cs="Arial"/>
+                <w:b/>
+                <w:bCs/>
+                <w:color w:val="767171" w:themeColor="background2" w:themeShade="80"/>
+                <w:sz w:val="24"/>
+                <w:szCs w:val="24"/>
+                <w:lang w:val="en-US"/>
+              </w:rPr>
+              <w:t>$</w:t>
+            </w:r>
+            <w:r>
+              <w:rPr>
+                <w:rFonts w:ascii="Aptos" w:hAnsi="Aptos" w:cs="Arial"/>
+                <w:b/>
+                <w:bCs/>
+                <w:color w:val="767171" w:themeColor="background2" w:themeShade="80"/>
+                <w:sz w:val="24"/>
+                <w:szCs w:val="24"/>
+                <w:lang w:val="en-US"/>
+              </w:rPr>
+              <w:t>M</w:t>
+            </w:r>
+            <w:r>
+              <w:rPr>
+                <w:rFonts w:ascii="Aptos" w:hAnsi="Aptos" w:cs="Arial"/>
+                <w:b/>
+                <w:bCs/>
+                <w:color w:val="767171" w:themeColor="background2" w:themeShade="80"/>
+                <w:sz w:val="24"/>
+                <w:szCs w:val="24"/>
+                <w:lang w:val="en-US"/>
+              </w:rPr>
+              <w:t>Salutation</w:t>
+            </w:r>
+            <w:r>
+              <w:rPr>
+                <w:rFonts w:ascii="Aptos" w:hAnsi="Aptos" w:cs="Arial"/>
+                <w:b/>
+                <w:bCs/>
+                <w:color w:val="767171" w:themeColor="background2" w:themeShade="80"/>
+                <w:sz w:val="24"/>
+                <w:szCs w:val="24"/>
+                <w:lang w:val="en-US"/>
+              </w:rPr>
+              <w:t>$</w:t>
+            </w:r>
+          </w:p>
+          <w:p>
+            <w:pPr>
+              <w:ind w:left="170"/>
+              <w:rPr>
+                <w:rFonts w:ascii="Aptos" w:hAnsi="Aptos" w:cs="Arial"/>
+                <w:b/>
+                <w:bCs/>
+                <w:sz w:val="24"/>
+                <w:szCs w:val="24"/>
+                <w:lang w:val="en-US"/>
+              </w:rPr>
+            </w:pPr>
+            <w:r>
+              <w:rPr>
+                <w:rFonts w:ascii="Aptos" w:hAnsi="Aptos" w:cs="Arial"/>
+                <w:b/>
+                <w:bCs/>
+                <w:sz w:val="24"/>
+                <w:szCs w:val="24"/>
+                <w:lang w:val="en-US"/>
+              </w:rPr>
+              <w:t>$</w:t>
+            </w:r>
+            <w:r>
+              <w:rPr>
+                <w:rFonts w:ascii="Aptos" w:hAnsi="Aptos" w:cs="Arial"/>
+                <w:b/>
+                <w:bCs/>
+                <w:sz w:val="24"/>
+                <w:szCs w:val="24"/>
+                <w:lang w:val="en-US"/>
+              </w:rPr>
+              <w:t>M</w:t>
+            </w:r>
+            <w:r>
+              <w:rPr>
+                <w:rFonts w:ascii="Aptos" w:hAnsi="Aptos" w:cs="Arial"/>
+                <w:b/>
+                <w:bCs/>
+                <w:sz w:val="24"/>
+                <w:szCs w:val="24"/>
+                <w:lang w:val="en-US"/>
+              </w:rPr>
+              <w:t>Title$</w:t>
+            </w:r>
+          </w:p>
+          <w:p>
+            <w:pPr>
+              <w:ind w:left="170"/>
+              <w:rPr>
+                <w:rFonts w:ascii="Aptos" w:hAnsi="Aptos" w:cs="Arial"/>
+                <w:sz w:val="24"/>
+                <w:szCs w:val="24"/>
+                <w:lang w:val="en-US"/>
+              </w:rPr>
+            </w:pPr>
+            <w:hyperlink r:id="rId8" w:tooltip="Send $CurrentMailboxGivenName$ $CurrentMailboxSurname$ an email to $CurrentMailboxMail$" w:history="1">
+              <w:r>
+                <w:rPr>
+                  <w:rStyle w:val="Hyperlink"/>
+                  <w:rFonts w:ascii="Aptos" w:hAnsi="Aptos" w:cs="Arial"/>
+                  <w:sz w:val="24"/>
+                  <w:szCs w:val="24"/>
+                  <w:lang w:val="en-US"/>
+                </w:rPr>
+                <w:t>$MMail$</w:t>
+              </w:r>
+            </w:hyperlink>
+          </w:p>
+          <w:p>
+            <w:pPr>
+              <w:ind w:left="170"/>
+              <w:rPr>
+                <w:rFonts w:ascii="Aptos" w:hAnsi="Aptos" w:cs="Arial"/>
+                <w:sz w:val="24"/>
+                <w:szCs w:val="24"/>
+                <w:lang w:val="en-US"/>
+              </w:rPr>
+            </w:pPr>
+            <w:hyperlink r:id="rId9" w:tooltip="Call $CurrentMailboxGivenName$ $CurrentMailboxSurname$ at $CurrentMailboxTelephone-International$" w:history="1">
+              <w:r>
+                <w:rPr>
+                  <w:rStyle w:val="Hyperlink"/>
+                  <w:rFonts w:ascii="Aptos" w:hAnsi="Aptos" w:cs="Arial"/>
+                  <w:sz w:val="24"/>
+                  <w:szCs w:val="24"/>
+                  <w:lang w:val="en-US"/>
+                </w:rPr>
+                <w:t>$MTelephone-International$</w:t>
+              </w:r>
+            </w:hyperlink>
+          </w:p>
+        </w:tc>
+      </w:tr>
+      <w:tr>
+        <w:trPr>
+          <w:trHeight w:val="376"/>
+        </w:trPr>
+        <w:tc>
+          <w:tcPr>
+            <w:tcW w:w="0" w:type="auto"/>
+          </w:tcPr>
+          <w:p>
+            <w:pPr>
+              <w:pStyle w:val="KeinLeerraum"/>
+              <w:jc w:val="center"/>
+              <w:rPr>
+                <w:rFonts w:ascii="Aptos" w:hAnsi="Aptos" w:cs="Arial"/>
                 <w:noProof/>
                 <w:color w:val="767171" w:themeColor="background2" w:themeShade="80"/>
-                <w:sz w:val="20"/>
-                <w:szCs w:val="20"/>
+                <w:sz w:val="18"/>
+                <w:szCs w:val="18"/>
+              </w:rPr>
+            </w:pPr>
+          </w:p>
+        </w:tc>
+        <w:tc>
+          <w:tcPr>
+            <w:tcW w:w="0" w:type="auto"/>
+          </w:tcPr>
+          <w:p>
+            <w:pPr>
+              <w:ind w:left="170"/>
+              <w:rPr>
+                <w:rFonts w:ascii="Aptos" w:hAnsi="Aptos" w:cs="Arial"/>
+                <w:color w:val="767171" w:themeColor="background2" w:themeShade="80"/>
+                <w:sz w:val="18"/>
+                <w:szCs w:val="18"/>
+                <w:lang w:val="en-US"/>
+              </w:rPr>
+            </w:pPr>
+          </w:p>
+        </w:tc>
+      </w:tr>
+      <w:tr>
+        <w:trPr>
+          <w:trHeight w:val="376"/>
+        </w:trPr>
+        <w:tc>
+          <w:tcPr>
+            <w:tcW w:w="0" w:type="auto"/>
+          </w:tcPr>
+          <w:p>
+            <w:pPr>
+              <w:pStyle w:val="KeinLeerraum"/>
+              <w:jc w:val="center"/>
+              <w:rPr>
+                <w:rFonts w:ascii="Aptos" w:hAnsi="Aptos" w:cs="Arial"/>
+                <w:b/>
+                <w:bCs/>
+                <w:noProof/>
+                <w:sz w:val="24"/>
+                <w:szCs w:val="24"/>
+                <w:lang w:val="en-US"/>
+              </w:rPr>
+            </w:pPr>
+            <w:r>
+              <w:rPr>
+                <w:rFonts w:ascii="Aptos" w:hAnsi="Aptos" w:cs="Arial"/>
+                <w:noProof/>
+                <w:color w:val="767171" w:themeColor="background2" w:themeShade="80"/>
+                <w:sz w:val="18"/>
+                <w:szCs w:val="18"/>
               </w:rPr>
               <w:drawing>
-                <wp:inline distT="0" distB="0" distL="0" distR="0" wp14:anchorId="3EF7D1F1" wp14:editId="1A1A717B">
-                  <wp:extent cx="2159997" cy="719999"/>
-                  <wp:effectExtent l="0" t="0" r="0" b="4445"/>
-                  <wp:docPr id="2073937508" name="Picture 2073937508" descr="The full logo of Galactic Experiences.&#10;A view into dark blue space, with a section of blue and green planet with a white atmosphere in the lower right corner.&#10;On the left, there is the logo of Galactic Experiences: Dots representing stars of different sizes are aligned on an invisible grid, with the smaller dots on the outside and bigger ones in the center.&#10;In the middle, you can read &quot;Galactic Experiences of the fifth kind&quot;.">
-                    <a:hlinkClick xmlns:a="http://schemas.openxmlformats.org/drawingml/2006/main" r:id="rId11" tooltip="Visit Galactic Experiences in the internet"/>
+                <wp:inline distT="0" distB="0" distL="0" distR="0" wp14:anchorId="71FA0D07" wp14:editId="20D2BC4F">
+                  <wp:extent cx="360000" cy="360000"/>
+                  <wp:effectExtent l="0" t="0" r="2540" b="2540"/>
+                  <wp:docPr id="120240502" name="Picture 2073937508" descr="Galactic Experiences logo featuring a minimalist black four-pointed star shining above a curved planetary horizon">
+                    <a:hlinkClick xmlns:a="http://schemas.openxmlformats.org/drawingml/2006/main" r:id="rId10" tooltip="Visit Galactic Experiences in the internet"/>
                   </wp:docPr>
                   <wp:cNvGraphicFramePr>
                     <a:graphicFrameLocks xmlns:a="http://schemas.openxmlformats.org/drawingml/2006/main" noChangeAspect="1"/>
@@ -407,15 +492,15 @@
                     <a:graphicData uri="http://schemas.openxmlformats.org/drawingml/2006/picture">
                       <pic:pic xmlns:pic="http://schemas.openxmlformats.org/drawingml/2006/picture">
                         <pic:nvPicPr>
-                          <pic:cNvPr id="2073937508" name="Picture 2073937508" descr="The full logo of Galactic Experiences.&#10;A view into dark blue space, with a section of blue and green planet with a white atmosphere in the lower right corner.&#10;On the left, there is the logo of Galactic Experiences: Dots representing stars of different sizes are aligned on an invisible grid, with the smaller dots on the outside and bigger ones in the center.&#10;In the middle, you can read &quot;Galactic Experiences of the fifth kind&quot;.">
-                            <a:hlinkClick r:id="rId11" tooltip="Visit Galactic Experiences in the internet"/>
+                          <pic:cNvPr id="2073937508" name="Picture 2073937508" descr="Galactic Experiences logo featuring a minimalist black four-pointed star shining above a curved planetary horizon">
+                            <a:hlinkClick r:id="rId10" tooltip="Visit Galactic Experiences in the internet"/>
                           </pic:cNvPr>
                           <pic:cNvPicPr>
                             <a:picLocks noChangeAspect="1" noChangeArrowheads="1"/>
                           </pic:cNvPicPr>
                         </pic:nvPicPr>
                         <pic:blipFill>
-                          <a:blip r:embed="rId12">
+                          <a:blip r:embed="rId11">
                             <a:extLst>
                               <a:ext uri="{28A0092B-C50C-407E-A947-70E740481C1C}">
                                 <a14:useLocalDpi xmlns:a14="http://schemas.microsoft.com/office/drawing/2010/main" val="0"/>
@@ -429,7 +514,7 @@
                         <pic:spPr bwMode="auto">
                           <a:xfrm>
                             <a:off x="0" y="0"/>
-                            <a:ext cx="2159997" cy="719999"/>
+                            <a:ext cx="360000" cy="360000"/>
                           </a:xfrm>
                           <a:prstGeom prst="rect">
                             <a:avLst/>
@@ -450,205 +535,45 @@
         <w:tc>
           <w:tcPr>
             <w:tcW w:w="0" w:type="auto"/>
-            <w:vAlign w:val="center"/>
           </w:tcPr>
           <w:p>
             <w:pPr>
-              <w:pStyle w:val="NoSpacing"/>
-              <w:ind w:left="227"/>
-              <w:rPr>
-                <w:rFonts w:ascii="Aptos" w:hAnsi="Aptos" w:cs="Calibri"/>
+              <w:ind w:left="170"/>
+              <w:rPr>
+                <w:rFonts w:ascii="Aptos" w:hAnsi="Aptos" w:cs="Arial"/>
+                <w:b/>
+                <w:bCs/>
+                <w:sz w:val="24"/>
+                <w:szCs w:val="24"/>
+                <w:lang w:val="en-US"/>
+              </w:rPr>
+            </w:pPr>
+            <w:r>
+              <w:rPr>
+                <w:rFonts w:ascii="Aptos" w:hAnsi="Aptos" w:cs="Arial"/>
                 <w:color w:val="767171" w:themeColor="background2" w:themeShade="80"/>
-                <w:sz w:val="20"/>
-                <w:szCs w:val="20"/>
-                <w:lang w:val="en-US"/>
-              </w:rPr>
-            </w:pPr>
-            <w:r>
-              <w:rPr>
-                <w:rFonts w:ascii="Aptos" w:hAnsi="Aptos" w:cs="Calibri"/>
-                <w:color w:val="767171" w:themeColor="background2" w:themeShade="80"/>
-                <w:sz w:val="20"/>
-                <w:szCs w:val="20"/>
-                <w:lang w:val="en-US"/>
-              </w:rPr>
-              <w:t>Galactic Experiences</w:t>
-            </w:r>
-          </w:p>
-          <w:p>
-            <w:pPr>
-              <w:pStyle w:val="NoSpacing"/>
-              <w:ind w:left="227"/>
-              <w:rPr>
-                <w:rFonts w:ascii="Aptos" w:hAnsi="Aptos" w:cs="Calibri"/>
-                <w:color w:val="767171" w:themeColor="background2" w:themeShade="80"/>
-                <w:sz w:val="20"/>
-                <w:szCs w:val="20"/>
-                <w:lang w:val="en-US"/>
-              </w:rPr>
-            </w:pPr>
-            <w:r>
-              <w:rPr>
-                <w:rFonts w:ascii="Aptos" w:hAnsi="Aptos" w:cs="Calibri"/>
-                <w:color w:val="767171" w:themeColor="background2" w:themeShade="80"/>
-                <w:sz w:val="20"/>
-                <w:szCs w:val="20"/>
-                <w:lang w:val="en-US"/>
-              </w:rPr>
-              <w:t>5 Street, XX-1234</w:t>
-            </w:r>
-            <w:r>
-              <w:rPr>
-                <w:rFonts w:ascii="Aptos" w:hAnsi="Aptos" w:cs="Calibri"/>
-                <w:color w:val="767171" w:themeColor="background2" w:themeShade="80"/>
-                <w:sz w:val="20"/>
-                <w:szCs w:val="20"/>
-                <w:lang w:val="en-US"/>
-              </w:rPr>
-              <w:t xml:space="preserve"> State</w:t>
-            </w:r>
-            <w:r>
-              <w:rPr>
-                <w:rFonts w:ascii="Aptos" w:hAnsi="Aptos" w:cs="Calibri"/>
-                <w:color w:val="767171" w:themeColor="background2" w:themeShade="80"/>
-                <w:sz w:val="20"/>
-                <w:szCs w:val="20"/>
-                <w:lang w:val="en-US"/>
-              </w:rPr>
-              <w:t xml:space="preserve">, </w:t>
-            </w:r>
-            <w:r>
-              <w:rPr>
-                <w:rFonts w:ascii="Aptos" w:hAnsi="Aptos" w:cs="Calibri"/>
-                <w:color w:val="767171" w:themeColor="background2" w:themeShade="80"/>
-                <w:sz w:val="20"/>
-                <w:szCs w:val="20"/>
-                <w:lang w:val="en-US"/>
-              </w:rPr>
-              <w:t>C</w:t>
-            </w:r>
-            <w:r>
-              <w:rPr>
-                <w:rFonts w:ascii="Aptos" w:hAnsi="Aptos" w:cs="Calibri"/>
-                <w:color w:val="767171" w:themeColor="background2" w:themeShade="80"/>
-                <w:sz w:val="20"/>
-                <w:szCs w:val="20"/>
-                <w:lang w:val="en-US"/>
-              </w:rPr>
-              <w:t xml:space="preserve">ountry, </w:t>
-            </w:r>
-            <w:r>
-              <w:rPr>
-                <w:rFonts w:ascii="Aptos" w:hAnsi="Aptos" w:cs="Calibri"/>
-                <w:color w:val="767171" w:themeColor="background2" w:themeShade="80"/>
-                <w:sz w:val="20"/>
-                <w:szCs w:val="20"/>
-                <w:lang w:val="en-US"/>
-              </w:rPr>
-              <w:t>Earth, Solar System</w:t>
-            </w:r>
-            <w:r>
-              <w:rPr>
-                <w:rFonts w:ascii="Aptos" w:hAnsi="Aptos" w:cs="Calibri"/>
-                <w:color w:val="767171" w:themeColor="background2" w:themeShade="80"/>
-                <w:sz w:val="20"/>
-                <w:szCs w:val="20"/>
-                <w:lang w:val="en-US"/>
-              </w:rPr>
-              <w:t>, Milky Way</w:t>
-            </w:r>
-          </w:p>
-          <w:p>
-            <w:pPr>
-              <w:pStyle w:val="NoSpacing"/>
-              <w:ind w:left="227"/>
-              <w:rPr>
-                <w:rFonts w:ascii="Aptos" w:hAnsi="Aptos"/>
-                <w:sz w:val="20"/>
-                <w:szCs w:val="20"/>
-                <w:lang w:val="en-US"/>
-              </w:rPr>
-            </w:pPr>
-            <w:hyperlink r:id="rId13" w:tooltip="Visit Galactic Experiences on the internet" w:history="1">
-              <w:r>
-                <w:rPr>
-                  <w:rStyle w:val="Hyperlink"/>
-                  <w:rFonts w:ascii="Aptos" w:hAnsi="Aptos"/>
-                  <w:sz w:val="20"/>
-                  <w:szCs w:val="20"/>
-                  <w:lang w:val="en-US"/>
-                </w:rPr>
-                <w:t>https://galactic.experiences</w:t>
-              </w:r>
-            </w:hyperlink>
-            <w:r>
-              <w:rPr>
-                <w:rFonts w:ascii="Aptos" w:hAnsi="Aptos"/>
-                <w:sz w:val="20"/>
-                <w:szCs w:val="20"/>
-                <w:lang w:val="en-US"/>
-              </w:rPr>
-              <w:t> </w:t>
-            </w:r>
-          </w:p>
-          <w:p>
-            <w:pPr>
-              <w:pStyle w:val="NoSpacing"/>
-              <w:ind w:left="227"/>
-              <w:rPr>
-                <w:rFonts w:ascii="Aptos" w:hAnsi="Aptos" w:cs="Calibri"/>
-                <w:noProof/>
-                <w:color w:val="767171" w:themeColor="background2" w:themeShade="80"/>
-                <w:sz w:val="20"/>
-                <w:szCs w:val="20"/>
-                <w:lang w:val="en-US"/>
-              </w:rPr>
-            </w:pPr>
-            <w:r>
-              <w:rPr>
-                <w:rFonts w:ascii="Aptos" w:hAnsi="Aptos" w:cs="Calibri"/>
-                <w:color w:val="767171" w:themeColor="background2" w:themeShade="80"/>
-                <w:sz w:val="20"/>
-                <w:szCs w:val="20"/>
-                <w:lang w:val="en-US"/>
-              </w:rPr>
-              <w:t>Commercial Court, reg. nr. 6</w:t>
-            </w:r>
-            <w:r>
-              <w:rPr>
-                <w:rFonts w:ascii="Aptos" w:hAnsi="Aptos" w:cs="Calibri"/>
-                <w:color w:val="767171" w:themeColor="background2" w:themeShade="80"/>
-                <w:sz w:val="20"/>
-                <w:szCs w:val="20"/>
-                <w:lang w:val="en-US"/>
-              </w:rPr>
-              <w:t>07013t</w:t>
+                <w:sz w:val="18"/>
+                <w:szCs w:val="18"/>
+                <w:lang w:val="en-US"/>
+              </w:rPr>
+              <w:t>$MPostalAddressCompany$</w:t>
             </w:r>
           </w:p>
         </w:tc>
       </w:tr>
     </w:tbl>
-    <w:bookmarkEnd w:id="0"/>
     <w:p>
       <w:pPr>
+        <w:spacing w:after="0" w:line="240" w:lineRule="auto"/>
         <w:rPr>
-          <w:rFonts w:ascii="Aptos" w:hAnsi="Aptos" w:cs="Calibri"/>
-          <w:sz w:val="24"/>
-          <w:szCs w:val="24"/>
-          <w:lang w:val="en-US"/>
-        </w:rPr>
-      </w:pPr>
-      <w:r>
-        <w:rPr>
-          <w:rFonts w:ascii="Aptos" w:hAnsi="Aptos" w:cs="Calibri"/>
+          <w:rFonts w:ascii="Aptos" w:hAnsi="Aptos" w:cs="Arial"/>
           <w:b/>
           <w:bCs/>
           <w:sz w:val="24"/>
           <w:szCs w:val="24"/>
           <w:lang w:val="en-US"/>
         </w:rPr>
-        <w:t> </w:t>
-      </w:r>
+      </w:pPr>
     </w:p>
     <w:sectPr>
       <w:pgSz w:w="11906" w:h="16838"/>
@@ -1107,17 +1032,17 @@
     <w:lsdException w:name="Unresolved Mention" w:semiHidden="1" w:unhideWhenUsed="1"/>
     <w:lsdException w:name="Smart Link" w:semiHidden="1" w:unhideWhenUsed="1"/>
   </w:latentStyles>
-  <w:style w:type="paragraph" w:default="1" w:styleId="Normal">
+  <w:style w:type="paragraph" w:default="1" w:styleId="Standard">
     <w:name w:val="Normal"/>
     <w:qFormat/>
   </w:style>
-  <w:style w:type="character" w:default="1" w:styleId="DefaultParagraphFont">
+  <w:style w:type="character" w:default="1" w:styleId="Absatz-Standardschriftart">
     <w:name w:val="Default Paragraph Font"/>
     <w:uiPriority w:val="1"/>
     <w:semiHidden/>
     <w:unhideWhenUsed/>
   </w:style>
-  <w:style w:type="table" w:default="1" w:styleId="TableNormal">
+  <w:style w:type="table" w:default="1" w:styleId="NormaleTabelle">
     <w:name w:val="Normal Table"/>
     <w:uiPriority w:val="99"/>
     <w:semiHidden/>
@@ -1132,15 +1057,15 @@
       </w:tblCellMar>
     </w:tblPr>
   </w:style>
-  <w:style w:type="numbering" w:default="1" w:styleId="NoList">
+  <w:style w:type="numbering" w:default="1" w:styleId="KeineListe">
     <w:name w:val="No List"/>
     <w:uiPriority w:val="99"/>
     <w:semiHidden/>
     <w:unhideWhenUsed/>
   </w:style>
-  <w:style w:type="table" w:styleId="TableGrid">
+  <w:style w:type="table" w:styleId="Tabellenraster">
     <w:name w:val="Table Grid"/>
-    <w:basedOn w:val="TableNormal"/>
+    <w:basedOn w:val="NormaleTabelle"/>
     <w:uiPriority w:val="39"/>
     <w:rsid w:val="003208DE"/>
     <w:pPr>
@@ -1159,7 +1084,7 @@
   </w:style>
   <w:style w:type="character" w:styleId="Hyperlink">
     <w:name w:val="Hyperlink"/>
-    <w:basedOn w:val="DefaultParagraphFont"/>
+    <w:basedOn w:val="Absatz-Standardschriftart"/>
     <w:uiPriority w:val="99"/>
     <w:unhideWhenUsed/>
     <w:rsid w:val="004D77D6"/>
@@ -1168,9 +1093,9 @@
       <w:u w:val="single"/>
     </w:rPr>
   </w:style>
-  <w:style w:type="character" w:styleId="UnresolvedMention">
+  <w:style w:type="character" w:styleId="NichtaufgelsteErwhnung">
     <w:name w:val="Unresolved Mention"/>
-    <w:basedOn w:val="DefaultParagraphFont"/>
+    <w:basedOn w:val="Absatz-Standardschriftart"/>
     <w:uiPriority w:val="99"/>
     <w:semiHidden/>
     <w:unhideWhenUsed/>
@@ -1180,7 +1105,7 @@
       <w:shd w:val="clear" w:color="auto" w:fill="E1DFDD"/>
     </w:rPr>
   </w:style>
-  <w:style w:type="paragraph" w:styleId="NoSpacing">
+  <w:style w:type="paragraph" w:styleId="KeinLeerraum">
     <w:name w:val="No Spacing"/>
     <w:uiPriority w:val="1"/>
     <w:qFormat/>
@@ -1189,10 +1114,10 @@
       <w:spacing w:after="0" w:line="240" w:lineRule="auto"/>
     </w:pPr>
   </w:style>
-  <w:style w:type="paragraph" w:styleId="Header">
+  <w:style w:type="paragraph" w:styleId="Kopfzeile">
     <w:name w:val="header"/>
-    <w:basedOn w:val="Normal"/>
-    <w:link w:val="HeaderChar"/>
+    <w:basedOn w:val="Standard"/>
+    <w:link w:val="KopfzeileZchn"/>
     <w:uiPriority w:val="99"/>
     <w:unhideWhenUsed/>
     <w:rsid w:val="00CE515D"/>
@@ -1204,17 +1129,17 @@
       <w:spacing w:after="0" w:line="240" w:lineRule="auto"/>
     </w:pPr>
   </w:style>
-  <w:style w:type="character" w:customStyle="1" w:styleId="HeaderChar">
-    <w:name w:val="Header Char"/>
-    <w:basedOn w:val="DefaultParagraphFont"/>
-    <w:link w:val="Header"/>
+  <w:style w:type="character" w:customStyle="1" w:styleId="KopfzeileZchn">
+    <w:name w:val="Kopfzeile Zchn"/>
+    <w:basedOn w:val="Absatz-Standardschriftart"/>
+    <w:link w:val="Kopfzeile"/>
     <w:uiPriority w:val="99"/>
     <w:rsid w:val="00CE515D"/>
   </w:style>
-  <w:style w:type="paragraph" w:styleId="Footer">
+  <w:style w:type="paragraph" w:styleId="Fuzeile">
     <w:name w:val="footer"/>
-    <w:basedOn w:val="Normal"/>
-    <w:link w:val="FooterChar"/>
+    <w:basedOn w:val="Standard"/>
+    <w:link w:val="FuzeileZchn"/>
     <w:uiPriority w:val="99"/>
     <w:unhideWhenUsed/>
     <w:rsid w:val="00CE515D"/>
@@ -1226,10 +1151,10 @@
       <w:spacing w:after="0" w:line="240" w:lineRule="auto"/>
     </w:pPr>
   </w:style>
-  <w:style w:type="character" w:customStyle="1" w:styleId="FooterChar">
-    <w:name w:val="Footer Char"/>
-    <w:basedOn w:val="DefaultParagraphFont"/>
-    <w:link w:val="Footer"/>
+  <w:style w:type="character" w:customStyle="1" w:styleId="FuzeileZchn">
+    <w:name w:val="Fußzeile Zchn"/>
+    <w:basedOn w:val="Absatz-Standardschriftart"/>
+    <w:link w:val="Fuzeile"/>
     <w:uiPriority w:val="99"/>
     <w:rsid w:val="00CE515D"/>
   </w:style>
